--- a/docs/Курсовая_пояснительная_записка.docx
+++ b/docs/Курсовая_пояснительная_записка.docx
@@ -920,6 +920,7 @@
     <w:p>
       <w:pPr>
         <w:sectPr>
+          <w:footerReference w:type="default" r:id="rId10"/>
           <w:pgSz w:w="16838" w:h="11906" w:orient="landscape"/>
           <w:pgMar w:top="850" w:right="850" w:bottom="850" w:left="1134" w:header="720" w:footer="720" w:gutter="0"/>
           <w:cols w:space="720"/>
@@ -1605,7 +1606,7 @@
                     <pic:cNvPicPr/>
                   </pic:nvPicPr>
                   <pic:blipFill>
-                    <a:blip r:embed="rId10"/>
+                    <a:blip r:embed="rId12"/>
                     <a:stretch>
                       <a:fillRect/>
                     </a:stretch>
@@ -1683,7 +1684,7 @@
                     <pic:cNvPicPr/>
                   </pic:nvPicPr>
                   <pic:blipFill>
-                    <a:blip r:embed="rId11"/>
+                    <a:blip r:embed="rId13"/>
                     <a:stretch>
                       <a:fillRect/>
                     </a:stretch>
@@ -2448,7 +2449,7 @@
       <w:pPr>
         <w:ind w:firstLine="709"/>
       </w:pPr>
-      <w:hyperlink r:id="rId12">
+      <w:hyperlink r:id="rId14">
         <w:r>
           <w:rPr>
             <w:color w:val="0563C1"/>
@@ -2479,7 +2480,7 @@
                     <pic:cNvPicPr/>
                   </pic:nvPicPr>
                   <pic:blipFill>
-                    <a:blip r:embed="rId13"/>
+                    <a:blip r:embed="rId15"/>
                     <a:stretch>
                       <a:fillRect/>
                     </a:stretch>
@@ -2930,7 +2931,7 @@
                     <pic:cNvPicPr/>
                   </pic:nvPicPr>
                   <pic:blipFill>
-                    <a:blip r:embed="rId14"/>
+                    <a:blip r:embed="rId16"/>
                     <a:stretch>
                       <a:fillRect/>
                     </a:stretch>
@@ -3259,7 +3260,7 @@
                     <pic:cNvPicPr/>
                   </pic:nvPicPr>
                   <pic:blipFill>
-                    <a:blip r:embed="rId15"/>
+                    <a:blip r:embed="rId17"/>
                     <a:stretch>
                       <a:fillRect/>
                     </a:stretch>
@@ -3914,7 +3915,7 @@
                     <pic:cNvPicPr/>
                   </pic:nvPicPr>
                   <pic:blipFill>
-                    <a:blip r:embed="rId16"/>
+                    <a:blip r:embed="rId18"/>
                     <a:stretch>
                       <a:fillRect/>
                     </a:stretch>
@@ -5182,7 +5183,7 @@
                     <pic:cNvPicPr/>
                   </pic:nvPicPr>
                   <pic:blipFill>
-                    <a:blip r:embed="rId10"/>
+                    <a:blip r:embed="rId12"/>
                     <a:stretch>
                       <a:fillRect/>
                     </a:stretch>
@@ -5240,7 +5241,7 @@
                     <pic:cNvPicPr/>
                   </pic:nvPicPr>
                   <pic:blipFill>
-                    <a:blip r:embed="rId11"/>
+                    <a:blip r:embed="rId13"/>
                     <a:stretch>
                       <a:fillRect/>
                     </a:stretch>
@@ -5308,7 +5309,7 @@
                     <pic:cNvPicPr/>
                   </pic:nvPicPr>
                   <pic:blipFill>
-                    <a:blip r:embed="rId13"/>
+                    <a:blip r:embed="rId15"/>
                     <a:stretch>
                       <a:fillRect/>
                     </a:stretch>
@@ -6168,6 +6169,7 @@
       </w:r>
     </w:p>
     <w:sectPr>
+      <w:footerReference w:type="default" r:id="rId11"/>
       <w:pgSz w:w="11906" w:h="16838"/>
       <w:pgMar w:top="1134" w:right="567" w:bottom="1134" w:left="1701" w:header="720" w:footer="720" w:gutter="0"/>
       <w:cols w:space="720"/>
@@ -6193,6 +6195,17 @@
       <w:instrText xml:space="preserve"> PAGE </w:instrText>
       <w:fldChar w:fldCharType="end"/>
     </w:r>
+  </w:p>
+</w:ftr>
+</file>
+
+<file path=word/footer2.xml><?xml version="1.0" encoding="utf-8"?>
+<w:ftr xmlns:m="http://schemas.openxmlformats.org/officeDocument/2006/math" xmlns:mc="http://schemas.openxmlformats.org/markup-compatibility/2006" xmlns:mo="http://schemas.microsoft.com/office/mac/office/2008/main" xmlns:mv="urn:schemas-microsoft-com:mac:vml" xmlns:o="urn:schemas-microsoft-com:office:office" xmlns:r="http://schemas.openxmlformats.org/officeDocument/2006/relationships" xmlns:v="urn:schemas-microsoft-com:vml" xmlns:w10="urn:schemas-microsoft-com:office:word" xmlns:w14="http://schemas.microsoft.com/office/word/2010/wordml" xmlns:w="http://schemas.openxmlformats.org/wordprocessingml/2006/main" xmlns:wne="http://schemas.microsoft.com/office/word/2006/wordml" xmlns:wp14="http://schemas.microsoft.com/office/word/2010/wordprocessingDrawing" xmlns:wp="http://schemas.openxmlformats.org/drawingml/2006/wordprocessingDrawing" xmlns:wpc="http://schemas.microsoft.com/office/word/2010/wordprocessingCanvas" xmlns:wpg="http://schemas.microsoft.com/office/word/2010/wordprocessingGroup" xmlns:wpi="http://schemas.microsoft.com/office/word/2010/wordprocessingInk" xmlns:wps="http://schemas.microsoft.com/office/word/2010/wordprocessingShape" mc:Ignorable="w14 wp14">
+  <w:p>
+    <w:pPr>
+      <w:pStyle w:val="Footer"/>
+      <w:jc w:val="center"/>
+    </w:pPr>
     <w:r>
       <w:rPr>
         <w:rFonts w:ascii="Times New Roman" w:hAnsi="Times New Roman"/>
@@ -6202,6 +6215,17 @@
       <w:instrText xml:space="preserve"> PAGE </w:instrText>
       <w:fldChar w:fldCharType="end"/>
     </w:r>
+  </w:p>
+</w:ftr>
+</file>
+
+<file path=word/footer3.xml><?xml version="1.0" encoding="utf-8"?>
+<w:ftr xmlns:m="http://schemas.openxmlformats.org/officeDocument/2006/math" xmlns:mc="http://schemas.openxmlformats.org/markup-compatibility/2006" xmlns:mo="http://schemas.microsoft.com/office/mac/office/2008/main" xmlns:mv="urn:schemas-microsoft-com:mac:vml" xmlns:o="urn:schemas-microsoft-com:office:office" xmlns:r="http://schemas.openxmlformats.org/officeDocument/2006/relationships" xmlns:v="urn:schemas-microsoft-com:vml" xmlns:w10="urn:schemas-microsoft-com:office:word" xmlns:w14="http://schemas.microsoft.com/office/word/2010/wordml" xmlns:w="http://schemas.openxmlformats.org/wordprocessingml/2006/main" xmlns:wne="http://schemas.microsoft.com/office/word/2006/wordml" xmlns:wp14="http://schemas.microsoft.com/office/word/2010/wordprocessingDrawing" xmlns:wp="http://schemas.openxmlformats.org/drawingml/2006/wordprocessingDrawing" xmlns:wpc="http://schemas.microsoft.com/office/word/2010/wordprocessingCanvas" xmlns:wpg="http://schemas.microsoft.com/office/word/2010/wordprocessingGroup" xmlns:wpi="http://schemas.microsoft.com/office/word/2010/wordprocessingInk" xmlns:wps="http://schemas.microsoft.com/office/word/2010/wordprocessingShape" mc:Ignorable="w14 wp14">
+  <w:p>
+    <w:pPr>
+      <w:pStyle w:val="Footer"/>
+      <w:jc w:val="center"/>
+    </w:pPr>
     <w:r>
       <w:rPr>
         <w:rFonts w:ascii="Times New Roman" w:hAnsi="Times New Roman"/>

--- a/docs/Курсовая_пояснительная_записка.docx
+++ b/docs/Курсовая_пояснительная_записка.docx
@@ -914,7 +914,7 @@
         <w:jc w:val="both"/>
       </w:pPr>
       <w:r>
-        <w:t>Состав пояснительной записки: постановка задачи, структурная и принципиальная схемы, расчетная часть, прошивка Arduino, база SQLite, поток Node-RED, результаты испытаний и приложения.</w:t>
+        <w:t>В записке рассмотрены постановка задачи, структурная и принципиальная схемы, расчеты, прошивка Arduino, база SQLite, поток Node-RED, испытания и приложения.</w:t>
       </w:r>
     </w:p>
     <w:p>
@@ -940,14 +940,132 @@
     </w:p>
     <w:p>
       <w:pPr>
+        <w:spacing w:line="360" w:lineRule="auto"/>
         <w:ind w:firstLine="0"/>
+        <w:jc w:val="both"/>
       </w:pPr>
       <w:r>
-        <w:fldChar w:fldCharType="begin"/>
-        <w:instrText xml:space="preserve"> TOC \o "1-3" \h \z \u </w:instrText>
-        <w:fldChar w:fldCharType="separate"/>
-        <w:t>Оглавление обновится при открытии в Word</w:t>
-        <w:fldChar w:fldCharType="end"/>
+        <w:t>Введение</w:t>
+      </w:r>
+    </w:p>
+    <w:p>
+      <w:pPr>
+        <w:spacing w:line="360" w:lineRule="auto"/>
+        <w:ind w:firstLine="0"/>
+        <w:jc w:val="both"/>
+      </w:pPr>
+      <w:r>
+        <w:t>1 Постановка задачи и структурная схема</w:t>
+      </w:r>
+    </w:p>
+    <w:p>
+      <w:pPr>
+        <w:spacing w:line="360" w:lineRule="auto"/>
+        <w:ind w:firstLine="0"/>
+        <w:jc w:val="both"/>
+      </w:pPr>
+      <w:r>
+        <w:t>2 Принципиальная схема и модель Wokwi</w:t>
+      </w:r>
+    </w:p>
+    <w:p>
+      <w:pPr>
+        <w:spacing w:line="360" w:lineRule="auto"/>
+        <w:ind w:firstLine="0"/>
+        <w:jc w:val="both"/>
+      </w:pPr>
+      <w:r>
+        <w:t>3 Расчетная часть</w:t>
+      </w:r>
+    </w:p>
+    <w:p>
+      <w:pPr>
+        <w:spacing w:line="360" w:lineRule="auto"/>
+        <w:ind w:firstLine="0"/>
+        <w:jc w:val="both"/>
+      </w:pPr>
+      <w:r>
+        <w:t>4 Программа микроконтроллера</w:t>
+      </w:r>
+    </w:p>
+    <w:p>
+      <w:pPr>
+        <w:spacing w:line="360" w:lineRule="auto"/>
+        <w:ind w:firstLine="0"/>
+        <w:jc w:val="both"/>
+      </w:pPr>
+      <w:r>
+        <w:t>5 База данных SQLite</w:t>
+      </w:r>
+    </w:p>
+    <w:p>
+      <w:pPr>
+        <w:spacing w:line="360" w:lineRule="auto"/>
+        <w:ind w:firstLine="0"/>
+        <w:jc w:val="both"/>
+      </w:pPr>
+      <w:r>
+        <w:t>6 Обработка данных в Node-RED</w:t>
+      </w:r>
+    </w:p>
+    <w:p>
+      <w:pPr>
+        <w:spacing w:line="360" w:lineRule="auto"/>
+        <w:ind w:firstLine="0"/>
+        <w:jc w:val="both"/>
+      </w:pPr>
+      <w:r>
+        <w:t>7 Испытания и результаты</w:t>
+      </w:r>
+    </w:p>
+    <w:p>
+      <w:pPr>
+        <w:spacing w:line="360" w:lineRule="auto"/>
+        <w:ind w:firstLine="0"/>
+        <w:jc w:val="both"/>
+      </w:pPr>
+      <w:r>
+        <w:t>8 Рекомендации по развитию</w:t>
+      </w:r>
+    </w:p>
+    <w:p>
+      <w:pPr>
+        <w:spacing w:line="360" w:lineRule="auto"/>
+        <w:ind w:firstLine="0"/>
+        <w:jc w:val="both"/>
+      </w:pPr>
+      <w:r>
+        <w:t>Заключение</w:t>
+      </w:r>
+    </w:p>
+    <w:p>
+      <w:pPr>
+        <w:spacing w:line="360" w:lineRule="auto"/>
+        <w:ind w:firstLine="0"/>
+        <w:jc w:val="both"/>
+      </w:pPr>
+      <w:r>
+        <w:t>Список сокращений</w:t>
+      </w:r>
+    </w:p>
+    <w:p>
+      <w:pPr>
+        <w:spacing w:line="360" w:lineRule="auto"/>
+        <w:ind w:firstLine="0"/>
+        <w:jc w:val="both"/>
+      </w:pPr>
+      <w:r>
+        <w:t>Список использованных источников</w:t>
+      </w:r>
+    </w:p>
+    <w:p>
+      <w:pPr>
+        <w:spacing w:line="360" w:lineRule="auto"/>
+        <w:ind w:firstLine="0"/>
+        <w:jc w:val="both"/>
+      </w:pPr>
+      <w:r>
+        <w:t>Приложения А-Д</w:t>
       </w:r>
     </w:p>
     <w:p>
@@ -982,17 +1100,7 @@
         <w:jc w:val="both"/>
       </w:pPr>
       <w:r>
-        <w:t>Практическая ценность проекта состоит в объединении аппаратной модели, программной логики и информационной обработки данных в одном воспроизводимом комплекте. Проект можно запустить без физической платы, проверить на тестовом журнале и показать на защите по отдельным этапам.</w:t>
-      </w:r>
-    </w:p>
-    <w:p>
-      <w:pPr>
-        <w:spacing w:line="360" w:lineRule="auto"/>
-        <w:ind w:firstLine="709"/>
-        <w:jc w:val="both"/>
-      </w:pPr>
-      <w:r>
-        <w:t>В работе соблюдается разделение инструкций исходных материалов и проектных решений: требования задания определяют состав системы, а конкретные номиналы, формат файлов и порядок запуска зафиксированы в материалах проекта.</w:t>
+        <w:t>Проект объединяет аппаратную модель, программу Arduino и обработку данных. Его можно запустить без физической платы, проверить на тестовом журнале и последовательно показать на защите.</w:t>
       </w:r>
     </w:p>
     <w:p>
@@ -1594,7 +1702,7 @@
         <w:drawing>
           <wp:inline xmlns:a="http://schemas.openxmlformats.org/drawingml/2006/main" xmlns:pic="http://schemas.openxmlformats.org/drawingml/2006/picture">
             <wp:extent cx="5669280" cy="3077609"/>
-            <wp:docPr id="1" name="Picture 1"/>
+            <wp:docPr id="1" name="Picture 1" title="Рисунок 1 — Структурная схема системы" descr="Рисунок 1 — Структурная схема системы"/>
             <wp:cNvGraphicFramePr>
               <a:graphicFrameLocks noChangeAspect="1"/>
             </wp:cNvGraphicFramePr>
@@ -1672,7 +1780,7 @@
         <w:drawing>
           <wp:inline xmlns:a="http://schemas.openxmlformats.org/drawingml/2006/main" xmlns:pic="http://schemas.openxmlformats.org/drawingml/2006/picture">
             <wp:extent cx="5760720" cy="4108643"/>
-            <wp:docPr id="2" name="Picture 2"/>
+            <wp:docPr id="2" name="Picture 2" title="Рисунок 2 — Принципиальная схема EasyEDA" descr="Рисунок 2 — Принципиальная схема EasyEDA"/>
             <wp:cNvGraphicFramePr>
               <a:graphicFrameLocks noChangeAspect="1"/>
             </wp:cNvGraphicFramePr>
@@ -1718,7 +1826,7 @@
         <w:jc w:val="both"/>
       </w:pPr>
       <w:r>
-        <w:t>Экспорт схемы в исходном качестве сохранен в файле docs/schematic.pdf, а перечень компонентов — в docs/bom.csv. В Word вставлено растровое изображение схемы, чтобы оно гарантированно отображалось при открытии документа.</w:t>
+        <w:t>Экспорт схемы в исходном качестве сохранен в файле docs/schematic.pdf, а перечень компонентов - в docs/bom.csv.</w:t>
       </w:r>
     </w:p>
     <w:p>
@@ -2455,7 +2563,7 @@
             <w:color w:val="0563C1"/>
             <w:u w:val="single"/>
           </w:rPr>
-          <w:t>https://wokwi.com/projects/478434512485624833</w:t>
+          <w:t>Проект Wokwi</w:t>
         </w:r>
       </w:hyperlink>
     </w:p>
@@ -2468,7 +2576,7 @@
         <w:drawing>
           <wp:inline xmlns:a="http://schemas.openxmlformats.org/drawingml/2006/main" xmlns:pic="http://schemas.openxmlformats.org/drawingml/2006/picture">
             <wp:extent cx="5715000" cy="2762099"/>
-            <wp:docPr id="3" name="Picture 3"/>
+            <wp:docPr id="3" name="Picture 3" title="Рисунок 3 — Результат моделирования в Wokwi" descr="Рисунок 3 — Результат моделирования в Wokwi"/>
             <wp:cNvGraphicFramePr>
               <a:graphicFrameLocks noChangeAspect="1"/>
             </wp:cNvGraphicFramePr>
@@ -2919,7 +3027,7 @@
         <w:drawing>
           <wp:inline xmlns:a="http://schemas.openxmlformats.org/drawingml/2006/main" xmlns:pic="http://schemas.openxmlformats.org/drawingml/2006/picture">
             <wp:extent cx="5669280" cy="5433060"/>
-            <wp:docPr id="4" name="Picture 4"/>
+            <wp:docPr id="4" name="Picture 4" title="Рисунок 4 — Алгоритм работы прошивки" descr="Рисунок 4 — Алгоритм работы прошивки"/>
             <wp:cNvGraphicFramePr>
               <a:graphicFrameLocks noChangeAspect="1"/>
             </wp:cNvGraphicFramePr>
@@ -3248,7 +3356,7 @@
         <w:drawing>
           <wp:inline xmlns:a="http://schemas.openxmlformats.org/drawingml/2006/main" xmlns:pic="http://schemas.openxmlformats.org/drawingml/2006/picture">
             <wp:extent cx="5715000" cy="3333750"/>
-            <wp:docPr id="5" name="Picture 5"/>
+            <wp:docPr id="5" name="Picture 5" title="Рисунок 5 — Логическая структура базы данных" descr="Рисунок 5 — Логическая структура базы данных"/>
             <wp:cNvGraphicFramePr>
               <a:graphicFrameLocks noChangeAspect="1"/>
             </wp:cNvGraphicFramePr>
@@ -3903,7 +4011,7 @@
         <w:drawing>
           <wp:inline xmlns:a="http://schemas.openxmlformats.org/drawingml/2006/main" xmlns:pic="http://schemas.openxmlformats.org/drawingml/2006/picture">
             <wp:extent cx="5715000" cy="2796321"/>
-            <wp:docPr id="6" name="Picture 6"/>
+            <wp:docPr id="6" name="Picture 6" title="Рисунок 6 — Поток Node-RED и результат выполнения SQLite" descr="Рисунок 6 — Поток Node-RED и результат выполнения SQLite"/>
             <wp:cNvGraphicFramePr>
               <a:graphicFrameLocks noChangeAspect="1"/>
             </wp:cNvGraphicFramePr>
@@ -5171,7 +5279,7 @@
         <w:drawing>
           <wp:inline xmlns:a="http://schemas.openxmlformats.org/drawingml/2006/main" xmlns:pic="http://schemas.openxmlformats.org/drawingml/2006/picture">
             <wp:extent cx="5715000" cy="3102429"/>
-            <wp:docPr id="7" name="Picture 7"/>
+            <wp:docPr id="7" name="Picture 7" title="Рисунок А.1 — Структурная схема" descr="Рисунок А.1 — Структурная схема"/>
             <wp:cNvGraphicFramePr>
               <a:graphicFrameLocks noChangeAspect="1"/>
             </wp:cNvGraphicFramePr>
@@ -5229,7 +5337,7 @@
         <w:drawing>
           <wp:inline xmlns:a="http://schemas.openxmlformats.org/drawingml/2006/main" xmlns:pic="http://schemas.openxmlformats.org/drawingml/2006/picture">
             <wp:extent cx="5715000" cy="4076035"/>
-            <wp:docPr id="8" name="Picture 8"/>
+            <wp:docPr id="8" name="Picture 8" title="Рисунок Б.1 — Принципиальная схема" descr="Рисунок Б.1 — Принципиальная схема"/>
             <wp:cNvGraphicFramePr>
               <a:graphicFrameLocks noChangeAspect="1"/>
             </wp:cNvGraphicFramePr>
@@ -5297,7 +5405,7 @@
         <w:drawing>
           <wp:inline xmlns:a="http://schemas.openxmlformats.org/drawingml/2006/main" xmlns:pic="http://schemas.openxmlformats.org/drawingml/2006/picture">
             <wp:extent cx="5715000" cy="2762099"/>
-            <wp:docPr id="9" name="Picture 9"/>
+            <wp:docPr id="9" name="Picture 9" title="Рисунок В.1 — Тест Wokwi" descr="Рисунок В.1 — Тест Wokwi"/>
             <wp:cNvGraphicFramePr>
               <a:graphicFrameLocks noChangeAspect="1"/>
             </wp:cNvGraphicFramePr>
@@ -5371,25 +5479,7 @@
         <w:ind w:firstLine="0"/>
       </w:pPr>
       <w:r>
-        <w:t xml:space="preserve"> * Курсовой проект ПМ.02, вариант 9.</w:t>
-      </w:r>
-    </w:p>
-    <w:p>
-      <w:pPr>
-        <w:pStyle w:val="CodeRu"/>
-        <w:ind w:firstLine="0"/>
-      </w:pPr>
-      <w:r>
-        <w:t xml:space="preserve"> * Система уличного освещения на Arduino Uno.</w:t>
-      </w:r>
-    </w:p>
-    <w:p>
-      <w:pPr>
-        <w:pStyle w:val="CodeRu"/>
-        <w:ind w:firstLine="0"/>
-      </w:pPr>
-      <w:r>
-        <w:t xml:space="preserve"> *</w:t>
+        <w:t xml:space="preserve"> * Уличное освещение на Arduino Uno.</w:t>
       </w:r>
     </w:p>
     <w:p>
@@ -5425,7 +5515,7 @@
         <w:ind w:firstLine="0"/>
       </w:pPr>
       <w:r>
-        <w:t xml:space="preserve"> * Событие: s1 &lt; 20 %. В этом состоянии включаются реле и синий LED.</w:t>
+        <w:t xml:space="preserve"> * Порог включения освещения: s1 &lt; 20 %.</w:t>
       </w:r>
     </w:p>
     <w:p>

--- a/docs/Курсовая_пояснительная_записка.docx
+++ b/docs/Курсовая_пояснительная_записка.docx
@@ -5257,7 +5257,7 @@
         <w:jc w:val="both"/>
       </w:pPr>
       <w:r>
-        <w:t>7. Исходный проект Wokwi: https://wokwi.com/projects/478434512485624833.</w:t>
+        <w:t>7. Проект Wokwi: https://wokwi.com/projects/479052795969392641.</w:t>
       </w:r>
     </w:p>
     <w:p>
